--- a/flow/20230927_hours/drafts/2024-07-g/01.07.docx
+++ b/flow/20230927_hours/drafts/2024-07-g/01.07.docx
@@ -101,18 +101,15 @@
     </w:p>
     <w:p>
       <w:pPr>
-        <w:spacing w:line="240" w:lineRule="auto"/>
-        <w:rPr>
-          <w:rFonts w:ascii="Times New Roman" w:hAnsi="Times New Roman"/>
-          <w:sz w:val="24"/>
-        </w:rPr>
-      </w:pPr>
-      <w:r>
-        <w:rPr>
-          <w:rFonts w:ascii="Times New Roman" w:hAnsi="Times New Roman"/>
-          <w:sz w:val="24"/>
-        </w:rPr>
-        <w:t>Царю небесний, утішителю, Душе істини,* що всюди єси і все наповняєш,* скарбе дібр і життя подателю,* прийди і вселися в нас,* і очисти нас від усякої скверни,* і спаси, Благий, душі наші.</w:t>
+        <w:pStyle w:val="a"/>
+        <w:spacing w:after="120"/>
+      </w:pPr>
+      <w:r>
+        <w:rPr>
+          <w:rFonts w:ascii="Times New Roman" w:hAnsi="Times New Roman"/>
+          <w:sz w:val="24"/>
+        </w:rPr>
+        <w:t>Ца́рю небе́сний, утіши́телю, Ду́ше íстини,* що всю́ди єси́ і все наповня́єш,* скарбни́це благ і життя́ пода́телю,* прийди́, і всели́ся в нас,* і очи́сти нас від уся́кої скве́рни,* і спаси́, благи́й, ду́ші на́ші.</w:t>
       </w:r>
     </w:p>
     <w:p>
@@ -335,58 +332,24 @@
     </w:p>
     <w:p>
       <w:pPr>
-        <w:spacing w:line="240" w:lineRule="auto"/>
-        <w:rPr>
-          <w:rFonts w:ascii="Times New Roman" w:hAnsi="Times New Roman"/>
-          <w:sz w:val="24"/>
-        </w:rPr>
-      </w:pPr>
-      <w:r>
-        <w:rPr>
-          <w:rFonts w:ascii="Times New Roman" w:hAnsi="Times New Roman"/>
-          <w:i/>
-          <w:color w:val="FF0000"/>
-          <w:sz w:val="24"/>
-        </w:rPr>
-        <w:t>Священик</w:t>
-      </w:r>
-      <w:r>
-        <w:rPr>
-          <w:rFonts w:ascii="Times New Roman" w:hAnsi="Times New Roman"/>
-          <w:i/>
-          <w:color w:val="FF0000"/>
-          <w:sz w:val="24"/>
-        </w:rPr>
-        <w:t>:</w:t>
-      </w:r>
-      <w:r>
-        <w:rPr>
-          <w:rFonts w:ascii="Times New Roman" w:hAnsi="Times New Roman"/>
-          <w:color w:val="FF0000"/>
-          <w:sz w:val="24"/>
-        </w:rPr>
-        <w:t xml:space="preserve"> </w:t>
-      </w:r>
-      <w:r>
-        <w:rPr>
-          <w:rFonts w:ascii="Times New Roman" w:hAnsi="Times New Roman"/>
-          <w:sz w:val="24"/>
-        </w:rPr>
-        <w:t xml:space="preserve">Бо твоє є царство, і сила, і слава, Отця, і Сина, і Святого Духа, нині і повсякчас, і на віки </w:t>
-      </w:r>
-      <w:r>
-        <w:rPr>
-          <w:rFonts w:ascii="Times New Roman" w:hAnsi="Times New Roman"/>
-          <w:sz w:val="24"/>
-        </w:rPr>
-        <w:t>віків</w:t>
-      </w:r>
-      <w:r>
-        <w:rPr>
-          <w:rFonts w:ascii="Times New Roman" w:hAnsi="Times New Roman"/>
-          <w:sz w:val="24"/>
-        </w:rPr>
-        <w:t>.</w:t>
+        <w:pStyle w:val="a"/>
+        <w:spacing w:after="120"/>
+      </w:pPr>
+      <w:r>
+        <w:rPr>
+          <w:rFonts w:ascii="Times New Roman" w:hAnsi="Times New Roman"/>
+          <w:i/>
+          <w:color w:val="FF0000"/>
+          <w:sz w:val="24"/>
+        </w:rPr>
+        <w:t>Священник:</w:t>
+      </w:r>
+      <w:r>
+        <w:rPr>
+          <w:rFonts w:ascii="Times New Roman" w:hAnsi="Times New Roman"/>
+          <w:sz w:val="24"/>
+        </w:rPr>
+        <w:t xml:space="preserve"> Бо Твоє є царство, і сила, і слава, Отця, і Сина, і Святого Духа, нині, і повсякчас, і на віки віків.</w:t>
       </w:r>
     </w:p>
     <w:p>
@@ -1940,41 +1903,24 @@
     </w:p>
     <w:p>
       <w:pPr>
-        <w:spacing w:line="240" w:lineRule="auto"/>
-        <w:rPr>
-          <w:rFonts w:ascii="Times New Roman" w:hAnsi="Times New Roman"/>
-          <w:sz w:val="24"/>
-        </w:rPr>
-      </w:pPr>
-      <w:r>
-        <w:rPr>
-          <w:rFonts w:ascii="Times New Roman" w:hAnsi="Times New Roman"/>
-          <w:i/>
-          <w:color w:val="FF0000"/>
-          <w:sz w:val="24"/>
-        </w:rPr>
-        <w:t xml:space="preserve">Священик: </w:t>
-      </w:r>
-      <w:r>
-        <w:rPr>
-          <w:rFonts w:ascii="Times New Roman" w:hAnsi="Times New Roman"/>
-          <w:sz w:val="24"/>
-        </w:rPr>
-        <w:t xml:space="preserve">Бо твоє є царство, і сила, і слава, Отця, і Сина, і Святого Духа, нині і повсякчас, і на віки </w:t>
-      </w:r>
-      <w:r>
-        <w:rPr>
-          <w:rFonts w:ascii="Times New Roman" w:hAnsi="Times New Roman"/>
-          <w:sz w:val="24"/>
-        </w:rPr>
-        <w:t>віків</w:t>
-      </w:r>
-      <w:r>
-        <w:rPr>
-          <w:rFonts w:ascii="Times New Roman" w:hAnsi="Times New Roman"/>
-          <w:sz w:val="24"/>
-        </w:rPr>
-        <w:t>.</w:t>
+        <w:pStyle w:val="a"/>
+        <w:spacing w:after="120"/>
+      </w:pPr>
+      <w:r>
+        <w:rPr>
+          <w:rFonts w:ascii="Times New Roman" w:hAnsi="Times New Roman"/>
+          <w:i/>
+          <w:color w:val="FF0000"/>
+          <w:sz w:val="24"/>
+        </w:rPr>
+        <w:t>Священник:</w:t>
+      </w:r>
+      <w:r>
+        <w:rPr>
+          <w:rFonts w:ascii="Times New Roman" w:hAnsi="Times New Roman"/>
+          <w:sz w:val="24"/>
+        </w:rPr>
+        <w:t xml:space="preserve"> Бо Твоє є царство, і сила, і слава, Отця, і Сина, і Святого Духа, нині, і повсякчас, і на віки віків.</w:t>
       </w:r>
     </w:p>
     <w:p>
@@ -2655,18 +2601,15 @@
     </w:p>
     <w:p>
       <w:pPr>
-        <w:spacing w:line="240" w:lineRule="auto"/>
-        <w:rPr>
-          <w:rFonts w:ascii="Times New Roman" w:hAnsi="Times New Roman"/>
-          <w:sz w:val="24"/>
-        </w:rPr>
-      </w:pPr>
-      <w:r>
-        <w:rPr>
-          <w:rFonts w:ascii="Times New Roman" w:hAnsi="Times New Roman"/>
-          <w:sz w:val="24"/>
-        </w:rPr>
-        <w:t>Царю небесний, утішителю, Душе істини,* що всюди єси і все наповняєш,* скарбе дібр і життя подателю,* прийди і вселися в нас,* і очисти нас від усякої скверни,* і спаси, Благий, душі наші.</w:t>
+        <w:pStyle w:val="a"/>
+        <w:spacing w:after="120"/>
+      </w:pPr>
+      <w:r>
+        <w:rPr>
+          <w:rFonts w:ascii="Times New Roman" w:hAnsi="Times New Roman"/>
+          <w:sz w:val="24"/>
+        </w:rPr>
+        <w:t>Ца́рю небе́сний, утіши́телю, Ду́ше íстини,* що всю́ди єси́ і все наповня́єш,* скарбни́це благ і життя́ пода́телю,* прийди́, і всели́ся в нас,* і очи́сти нас від уся́кої скве́рни,* і спаси́, благи́й, ду́ші на́ші.</w:t>
       </w:r>
     </w:p>
     <w:p>
@@ -2903,41 +2846,24 @@
     </w:p>
     <w:p>
       <w:pPr>
-        <w:spacing w:line="240" w:lineRule="auto"/>
-        <w:rPr>
-          <w:rFonts w:ascii="Times New Roman" w:hAnsi="Times New Roman"/>
-          <w:sz w:val="24"/>
-        </w:rPr>
-      </w:pPr>
-      <w:r>
-        <w:rPr>
-          <w:rFonts w:ascii="Times New Roman" w:hAnsi="Times New Roman"/>
-          <w:i/>
-          <w:color w:val="FF0000"/>
-          <w:sz w:val="24"/>
-        </w:rPr>
-        <w:t xml:space="preserve">Священик: </w:t>
-      </w:r>
-      <w:r>
-        <w:rPr>
-          <w:rFonts w:ascii="Times New Roman" w:hAnsi="Times New Roman"/>
-          <w:sz w:val="24"/>
-        </w:rPr>
-        <w:t xml:space="preserve">Бо твоє є царство, і сила, і слава, Отця, і Сина, і Святого Духа, нині і повсякчас, і на віки </w:t>
-      </w:r>
-      <w:r>
-        <w:rPr>
-          <w:rFonts w:ascii="Times New Roman" w:hAnsi="Times New Roman"/>
-          <w:sz w:val="24"/>
-        </w:rPr>
-        <w:t>віків</w:t>
-      </w:r>
-      <w:r>
-        <w:rPr>
-          <w:rFonts w:ascii="Times New Roman" w:hAnsi="Times New Roman"/>
-          <w:sz w:val="24"/>
-        </w:rPr>
-        <w:t>.</w:t>
+        <w:pStyle w:val="a"/>
+        <w:spacing w:after="120"/>
+      </w:pPr>
+      <w:r>
+        <w:rPr>
+          <w:rFonts w:ascii="Times New Roman" w:hAnsi="Times New Roman"/>
+          <w:i/>
+          <w:color w:val="FF0000"/>
+          <w:sz w:val="24"/>
+        </w:rPr>
+        <w:t>Священник:</w:t>
+      </w:r>
+      <w:r>
+        <w:rPr>
+          <w:rFonts w:ascii="Times New Roman" w:hAnsi="Times New Roman"/>
+          <w:sz w:val="24"/>
+        </w:rPr>
+        <w:t xml:space="preserve"> Бо Твоє є царство, і сила, і слава, Отця, і Сина, і Святого Духа, нині, і повсякчас, і на віки віків.</w:t>
       </w:r>
     </w:p>
     <w:p>
@@ -4885,41 +4811,24 @@
     </w:p>
     <w:p>
       <w:pPr>
-        <w:spacing w:line="240" w:lineRule="auto"/>
-        <w:rPr>
-          <w:rFonts w:ascii="Times New Roman" w:hAnsi="Times New Roman"/>
-          <w:sz w:val="24"/>
-        </w:rPr>
-      </w:pPr>
-      <w:r>
-        <w:rPr>
-          <w:rFonts w:ascii="Times New Roman" w:hAnsi="Times New Roman"/>
-          <w:i/>
-          <w:color w:val="FF0000"/>
-          <w:sz w:val="24"/>
-        </w:rPr>
-        <w:t xml:space="preserve">Священик: </w:t>
-      </w:r>
-      <w:r>
-        <w:rPr>
-          <w:rFonts w:ascii="Times New Roman" w:hAnsi="Times New Roman"/>
-          <w:sz w:val="24"/>
-        </w:rPr>
-        <w:t xml:space="preserve">Бо твоє є царство, і сила, і слава, Отця, і Сина, і Святого Духа, нині і повсякчас, і на віки </w:t>
-      </w:r>
-      <w:r>
-        <w:rPr>
-          <w:rFonts w:ascii="Times New Roman" w:hAnsi="Times New Roman"/>
-          <w:sz w:val="24"/>
-        </w:rPr>
-        <w:t>віків</w:t>
-      </w:r>
-      <w:r>
-        <w:rPr>
-          <w:rFonts w:ascii="Times New Roman" w:hAnsi="Times New Roman"/>
-          <w:sz w:val="24"/>
-        </w:rPr>
-        <w:t>.</w:t>
+        <w:pStyle w:val="a"/>
+        <w:spacing w:after="120"/>
+      </w:pPr>
+      <w:r>
+        <w:rPr>
+          <w:rFonts w:ascii="Times New Roman" w:hAnsi="Times New Roman"/>
+          <w:i/>
+          <w:color w:val="FF0000"/>
+          <w:sz w:val="24"/>
+        </w:rPr>
+        <w:t>Священник:</w:t>
+      </w:r>
+      <w:r>
+        <w:rPr>
+          <w:rFonts w:ascii="Times New Roman" w:hAnsi="Times New Roman"/>
+          <w:sz w:val="24"/>
+        </w:rPr>
+        <w:t xml:space="preserve"> Бо Твоє є царство, і сила, і слава, Отця, і Сина, і Святого Духа, нині, і повсякчас, і на віки віків.</w:t>
       </w:r>
     </w:p>
     <w:p>
@@ -5677,18 +5586,15 @@
     </w:p>
     <w:p>
       <w:pPr>
-        <w:spacing w:line="240" w:lineRule="auto"/>
-        <w:rPr>
-          <w:rFonts w:ascii="Times New Roman" w:hAnsi="Times New Roman"/>
-          <w:sz w:val="24"/>
-        </w:rPr>
-      </w:pPr>
-      <w:r>
-        <w:rPr>
-          <w:rFonts w:ascii="Times New Roman" w:hAnsi="Times New Roman"/>
-          <w:sz w:val="24"/>
-        </w:rPr>
-        <w:t>Царю небесний, утішителю, Душе істини,* що всюди єси і все наповняєш,* скарбе дібр і життя подателю,* прийди і вселися в нас,* і очисти нас від усякої скверни,* і спаси, Благий, душі наші.</w:t>
+        <w:pStyle w:val="a"/>
+        <w:spacing w:after="120"/>
+      </w:pPr>
+      <w:r>
+        <w:rPr>
+          <w:rFonts w:ascii="Times New Roman" w:hAnsi="Times New Roman"/>
+          <w:sz w:val="24"/>
+        </w:rPr>
+        <w:t>Ца́рю небе́сний, утіши́телю, Ду́ше íстини,* що всю́ди єси́ і все наповня́єш,* скарбни́це благ і життя́ пода́телю,* прийди́, і всели́ся в нас,* і очи́сти нас від уся́кої скве́рни,* і спаси́, благи́й, ду́ші на́ші.</w:t>
       </w:r>
     </w:p>
     <w:p>
@@ -5911,41 +5817,24 @@
     </w:p>
     <w:p>
       <w:pPr>
-        <w:spacing w:line="240" w:lineRule="auto"/>
-        <w:rPr>
-          <w:rFonts w:ascii="Times New Roman" w:hAnsi="Times New Roman"/>
-          <w:sz w:val="24"/>
-        </w:rPr>
-      </w:pPr>
-      <w:r>
-        <w:rPr>
-          <w:rFonts w:ascii="Times New Roman" w:hAnsi="Times New Roman"/>
-          <w:i/>
-          <w:color w:val="FF0000"/>
-          <w:sz w:val="24"/>
-        </w:rPr>
-        <w:t xml:space="preserve">Священик: </w:t>
-      </w:r>
-      <w:r>
-        <w:rPr>
-          <w:rFonts w:ascii="Times New Roman" w:hAnsi="Times New Roman"/>
-          <w:sz w:val="24"/>
-        </w:rPr>
-        <w:t xml:space="preserve">Бо твоє є царство, і сила, і слава, Отця, і Сина, і Святого Духа, нині і повсякчас, і на віки </w:t>
-      </w:r>
-      <w:r>
-        <w:rPr>
-          <w:rFonts w:ascii="Times New Roman" w:hAnsi="Times New Roman"/>
-          <w:sz w:val="24"/>
-        </w:rPr>
-        <w:t>віків</w:t>
-      </w:r>
-      <w:r>
-        <w:rPr>
-          <w:rFonts w:ascii="Times New Roman" w:hAnsi="Times New Roman"/>
-          <w:sz w:val="24"/>
-        </w:rPr>
-        <w:t>.</w:t>
+        <w:pStyle w:val="a"/>
+        <w:spacing w:after="120"/>
+      </w:pPr>
+      <w:r>
+        <w:rPr>
+          <w:rFonts w:ascii="Times New Roman" w:hAnsi="Times New Roman"/>
+          <w:i/>
+          <w:color w:val="FF0000"/>
+          <w:sz w:val="24"/>
+        </w:rPr>
+        <w:t>Священник:</w:t>
+      </w:r>
+      <w:r>
+        <w:rPr>
+          <w:rFonts w:ascii="Times New Roman" w:hAnsi="Times New Roman"/>
+          <w:sz w:val="24"/>
+        </w:rPr>
+        <w:t xml:space="preserve"> Бо Твоє є царство, і сила, і слава, Отця, і Сина, і Святого Духа, нині, і повсякчас, і на віки віків.</w:t>
       </w:r>
     </w:p>
     <w:p>
@@ -7906,41 +7795,24 @@
     </w:p>
     <w:p>
       <w:pPr>
-        <w:spacing w:line="240" w:lineRule="auto"/>
-        <w:rPr>
-          <w:rFonts w:ascii="Times New Roman" w:hAnsi="Times New Roman"/>
-          <w:sz w:val="24"/>
-        </w:rPr>
-      </w:pPr>
-      <w:r>
-        <w:rPr>
-          <w:rFonts w:ascii="Times New Roman" w:hAnsi="Times New Roman"/>
-          <w:i/>
-          <w:color w:val="FF0000"/>
-          <w:sz w:val="24"/>
-        </w:rPr>
-        <w:t xml:space="preserve">Священик: </w:t>
-      </w:r>
-      <w:r>
-        <w:rPr>
-          <w:rFonts w:ascii="Times New Roman" w:hAnsi="Times New Roman"/>
-          <w:sz w:val="24"/>
-        </w:rPr>
-        <w:t xml:space="preserve">Бо твоє є царство, і сила, і слава, Отця, і Сина, і Святого Духа, нині і повсякчас, і на віки </w:t>
-      </w:r>
-      <w:r>
-        <w:rPr>
-          <w:rFonts w:ascii="Times New Roman" w:hAnsi="Times New Roman"/>
-          <w:sz w:val="24"/>
-        </w:rPr>
-        <w:t>віків</w:t>
-      </w:r>
-      <w:r>
-        <w:rPr>
-          <w:rFonts w:ascii="Times New Roman" w:hAnsi="Times New Roman"/>
-          <w:sz w:val="24"/>
-        </w:rPr>
-        <w:t>.</w:t>
+        <w:pStyle w:val="a"/>
+        <w:spacing w:after="120"/>
+      </w:pPr>
+      <w:r>
+        <w:rPr>
+          <w:rFonts w:ascii="Times New Roman" w:hAnsi="Times New Roman"/>
+          <w:i/>
+          <w:color w:val="FF0000"/>
+          <w:sz w:val="24"/>
+        </w:rPr>
+        <w:t>Священник:</w:t>
+      </w:r>
+      <w:r>
+        <w:rPr>
+          <w:rFonts w:ascii="Times New Roman" w:hAnsi="Times New Roman"/>
+          <w:sz w:val="24"/>
+        </w:rPr>
+        <w:t xml:space="preserve"> Бо Твоє є царство, і сила, і слава, Отця, і Сина, і Святого Духа, нині, і повсякчас, і на віки віків.</w:t>
       </w:r>
     </w:p>
     <w:p>
@@ -8817,18 +8689,15 @@
     </w:p>
     <w:p>
       <w:pPr>
-        <w:spacing w:line="240" w:lineRule="auto"/>
-        <w:rPr>
-          <w:rFonts w:ascii="Times New Roman" w:hAnsi="Times New Roman"/>
-          <w:sz w:val="24"/>
-        </w:rPr>
-      </w:pPr>
-      <w:r>
-        <w:rPr>
-          <w:rFonts w:ascii="Times New Roman" w:hAnsi="Times New Roman"/>
-          <w:sz w:val="24"/>
-        </w:rPr>
-        <w:t>Царю небесний, утішителю, Душе істини,* що всюди єси і все наповняєш,* скарбе дібр і життя подателю,* прийди і вселися в нас,* і очисти нас від усякої скверни,* і спаси, Благий, душі наші.</w:t>
+        <w:pStyle w:val="a"/>
+        <w:spacing w:after="120"/>
+      </w:pPr>
+      <w:r>
+        <w:rPr>
+          <w:rFonts w:ascii="Times New Roman" w:hAnsi="Times New Roman"/>
+          <w:sz w:val="24"/>
+        </w:rPr>
+        <w:t>Ца́рю небе́сний, утіши́телю, Ду́ше íстини,* що всю́ди єси́ і все наповня́єш,* скарбни́це благ і життя́ пода́телю,* прийди́, і всели́ся в нас,* і очи́сти нас від уся́кої скве́рни,* і спаси́, благи́й, ду́ші на́ші.</w:t>
       </w:r>
     </w:p>
     <w:p>
@@ -9037,41 +8906,24 @@
     </w:p>
     <w:p>
       <w:pPr>
-        <w:spacing w:line="240" w:lineRule="auto"/>
-        <w:rPr>
-          <w:rFonts w:ascii="Times New Roman" w:hAnsi="Times New Roman"/>
-          <w:sz w:val="24"/>
-        </w:rPr>
-      </w:pPr>
-      <w:r>
-        <w:rPr>
-          <w:rFonts w:ascii="Times New Roman" w:hAnsi="Times New Roman"/>
-          <w:i/>
-          <w:color w:val="FF0000"/>
-          <w:sz w:val="24"/>
-        </w:rPr>
-        <w:t xml:space="preserve">Священик: </w:t>
-      </w:r>
-      <w:r>
-        <w:rPr>
-          <w:rFonts w:ascii="Times New Roman" w:hAnsi="Times New Roman"/>
-          <w:sz w:val="24"/>
-        </w:rPr>
-        <w:t xml:space="preserve">Бо твоє є царство, і сила, і слава, Отця, і Сина, і Святого Духа, нині і повсякчас, і на віки </w:t>
-      </w:r>
-      <w:r>
-        <w:rPr>
-          <w:rFonts w:ascii="Times New Roman" w:hAnsi="Times New Roman"/>
-          <w:sz w:val="24"/>
-        </w:rPr>
-        <w:t>віків</w:t>
-      </w:r>
-      <w:r>
-        <w:rPr>
-          <w:rFonts w:ascii="Times New Roman" w:hAnsi="Times New Roman"/>
-          <w:sz w:val="24"/>
-        </w:rPr>
-        <w:t>.</w:t>
+        <w:pStyle w:val="a"/>
+        <w:spacing w:after="120"/>
+      </w:pPr>
+      <w:r>
+        <w:rPr>
+          <w:rFonts w:ascii="Times New Roman" w:hAnsi="Times New Roman"/>
+          <w:i/>
+          <w:color w:val="FF0000"/>
+          <w:sz w:val="24"/>
+        </w:rPr>
+        <w:t>Священник:</w:t>
+      </w:r>
+      <w:r>
+        <w:rPr>
+          <w:rFonts w:ascii="Times New Roman" w:hAnsi="Times New Roman"/>
+          <w:sz w:val="24"/>
+        </w:rPr>
+        <w:t xml:space="preserve"> Бо Твоє є царство, і сила, і слава, Отця, і Сина, і Святого Духа, нині, і повсякчас, і на віки віків.</w:t>
       </w:r>
     </w:p>
     <w:p>
@@ -10599,41 +10451,24 @@
     </w:p>
     <w:p>
       <w:pPr>
-        <w:spacing w:line="240" w:lineRule="auto"/>
-        <w:rPr>
-          <w:rFonts w:ascii="Times New Roman" w:hAnsi="Times New Roman"/>
-          <w:sz w:val="24"/>
-        </w:rPr>
-      </w:pPr>
-      <w:r>
-        <w:rPr>
-          <w:rFonts w:ascii="Times New Roman" w:hAnsi="Times New Roman"/>
-          <w:i/>
-          <w:color w:val="FF0000"/>
-          <w:sz w:val="24"/>
-        </w:rPr>
-        <w:t xml:space="preserve">Священик: </w:t>
-      </w:r>
-      <w:r>
-        <w:rPr>
-          <w:rFonts w:ascii="Times New Roman" w:hAnsi="Times New Roman"/>
-          <w:sz w:val="24"/>
-        </w:rPr>
-        <w:t xml:space="preserve">Бо твоє є царство, і сила, і слава, Отця, і Сина, і Святого Духа, нині і повсякчас, і на віки </w:t>
-      </w:r>
-      <w:r>
-        <w:rPr>
-          <w:rFonts w:ascii="Times New Roman" w:hAnsi="Times New Roman"/>
-          <w:sz w:val="24"/>
-        </w:rPr>
-        <w:t>віків</w:t>
-      </w:r>
-      <w:r>
-        <w:rPr>
-          <w:rFonts w:ascii="Times New Roman" w:hAnsi="Times New Roman"/>
-          <w:sz w:val="24"/>
-        </w:rPr>
-        <w:t>.</w:t>
+        <w:pStyle w:val="a"/>
+        <w:spacing w:after="120"/>
+      </w:pPr>
+      <w:r>
+        <w:rPr>
+          <w:rFonts w:ascii="Times New Roman" w:hAnsi="Times New Roman"/>
+          <w:i/>
+          <w:color w:val="FF0000"/>
+          <w:sz w:val="24"/>
+        </w:rPr>
+        <w:t>Священник:</w:t>
+      </w:r>
+      <w:r>
+        <w:rPr>
+          <w:rFonts w:ascii="Times New Roman" w:hAnsi="Times New Roman"/>
+          <w:sz w:val="24"/>
+        </w:rPr>
+        <w:t xml:space="preserve"> Бо Твоє є царство, і сила, і слава, Отця, і Сина, і Святого Духа, нині, і повсякчас, і на віки віків.</w:t>
       </w:r>
     </w:p>
     <w:p>

--- a/flow/20230927_hours/drafts/2024-07-g/01.07.docx
+++ b/flow/20230927_hours/drafts/2024-07-g/01.07.docx
@@ -4448,23 +4448,127 @@
       </w:r>
     </w:p>
     <w:p>
-      <w:pPr>
-        <w:spacing w:line="240" w:lineRule="auto"/>
-        <w:rPr>
-          <w:rFonts w:ascii="Times New Roman" w:hAnsi="Times New Roman"/>
-          <w:i/>
-          <w:color w:val="FF0000"/>
-          <w:sz w:val="24"/>
-        </w:rPr>
-      </w:pPr>
-      <w:r>
-        <w:rPr>
-          <w:rFonts w:ascii="Times New Roman" w:hAnsi="Times New Roman"/>
-          <w:i/>
-          <w:color w:val="FF0000"/>
-          <w:sz w:val="24"/>
-        </w:rPr>
-        <w:t xml:space="preserve">Тропар </w:t>
+      <w:r>
+        <w:rPr>
+          <w:rFonts w:ascii="Times New Roman" w:hAnsi="Times New Roman"/>
+          <w:i/>
+          <w:color w:val="FF0000"/>
+          <w:sz w:val="24"/>
+        </w:rPr>
+        <w:t>Тропар (г. 4):</w:t>
+      </w:r>
+      <w:r>
+        <w:rPr>
+          <w:rFonts w:ascii="Times New Roman" w:hAnsi="Times New Roman"/>
+          <w:color w:val="FF0000"/>
+          <w:sz w:val="24"/>
+        </w:rPr>
+        <w:t xml:space="preserve"> </w:t>
+      </w:r>
+      <w:r>
+        <w:rPr>
+          <w:rFonts w:ascii="Times New Roman" w:hAnsi="Times New Roman"/>
+          <w:color w:val="000000"/>
+          <w:sz w:val="24"/>
+        </w:rPr>
+        <w:t>Днесь у радості пісню возсилаймо, люди,</w:t>
+      </w:r>
+      <w:r>
+        <w:rPr>
+          <w:rFonts w:ascii="Times New Roman" w:hAnsi="Times New Roman"/>
+          <w:sz w:val="24"/>
+        </w:rPr>
+        <w:t>*</w:t>
+      </w:r>
+      <w:r>
+        <w:rPr>
+          <w:rFonts w:ascii="Times New Roman" w:hAnsi="Times New Roman"/>
+          <w:color w:val="000000"/>
+          <w:sz w:val="24"/>
+        </w:rPr>
+        <w:t xml:space="preserve"> в вишніх сущому Богові,</w:t>
+      </w:r>
+      <w:r>
+        <w:rPr>
+          <w:rFonts w:ascii="Times New Roman" w:hAnsi="Times New Roman"/>
+          <w:sz w:val="24"/>
+        </w:rPr>
+        <w:t>*</w:t>
+      </w:r>
+      <w:r>
+        <w:rPr>
+          <w:rFonts w:ascii="Times New Roman" w:hAnsi="Times New Roman"/>
+          <w:color w:val="000000"/>
+          <w:sz w:val="24"/>
+        </w:rPr>
+        <w:t xml:space="preserve"> який дав нам лікарів, які зціляють без відплати,</w:t>
+      </w:r>
+      <w:r>
+        <w:rPr>
+          <w:rFonts w:ascii="Times New Roman" w:hAnsi="Times New Roman"/>
+          <w:sz w:val="24"/>
+        </w:rPr>
+        <w:t>*</w:t>
+      </w:r>
+      <w:r>
+        <w:rPr>
+          <w:rFonts w:ascii="Times New Roman" w:hAnsi="Times New Roman"/>
+          <w:color w:val="000000"/>
+          <w:sz w:val="24"/>
+        </w:rPr>
+        <w:t xml:space="preserve"> Косму і Дам’яна, до яких зовемо:</w:t>
+      </w:r>
+      <w:r>
+        <w:rPr>
+          <w:rFonts w:ascii="Times New Roman" w:hAnsi="Times New Roman"/>
+          <w:sz w:val="24"/>
+        </w:rPr>
+        <w:t>*</w:t>
+      </w:r>
+      <w:r>
+        <w:rPr>
+          <w:rFonts w:ascii="Times New Roman" w:hAnsi="Times New Roman"/>
+          <w:color w:val="000000"/>
+          <w:sz w:val="24"/>
+        </w:rPr>
+        <w:t xml:space="preserve"> як ті, що задарма прийняли благодать зцілення,</w:t>
+      </w:r>
+      <w:r>
+        <w:rPr>
+          <w:rFonts w:ascii="Times New Roman" w:hAnsi="Times New Roman"/>
+          <w:sz w:val="24"/>
+        </w:rPr>
+        <w:t>*</w:t>
+      </w:r>
+      <w:r>
+        <w:rPr>
+          <w:rFonts w:ascii="Times New Roman" w:hAnsi="Times New Roman"/>
+          <w:color w:val="000000"/>
+          <w:sz w:val="24"/>
+        </w:rPr>
+        <w:t xml:space="preserve"> задарма й подавайте його всім,</w:t>
+      </w:r>
+      <w:r>
+        <w:rPr>
+          <w:rFonts w:ascii="Times New Roman" w:hAnsi="Times New Roman"/>
+          <w:sz w:val="24"/>
+        </w:rPr>
+        <w:t>*</w:t>
+      </w:r>
+      <w:r>
+        <w:rPr>
+          <w:rFonts w:ascii="Times New Roman" w:hAnsi="Times New Roman"/>
+          <w:color w:val="000000"/>
+          <w:sz w:val="24"/>
+        </w:rPr>
+        <w:t xml:space="preserve"> хто пам’ять вашу почитає.</w:t>
+      </w:r>
+      <w:r>
+        <w:rPr>
+          <w:rFonts w:ascii="Times New Roman" w:hAnsi="Times New Roman"/>
+          <w:sz w:val="24"/>
+        </w:rPr>
+        <w:t xml:space="preserve"> </w:t>
       </w:r>
     </w:p>
     <w:p>
@@ -4857,23 +4961,90 @@
       </w:r>
     </w:p>
     <w:p>
-      <w:pPr>
-        <w:spacing w:line="240" w:lineRule="auto"/>
-        <w:rPr>
-          <w:rFonts w:ascii="Times New Roman" w:hAnsi="Times New Roman"/>
-          <w:i/>
-          <w:color w:val="FF0000"/>
-          <w:sz w:val="24"/>
-        </w:rPr>
-      </w:pPr>
-      <w:r>
-        <w:rPr>
-          <w:rFonts w:ascii="Times New Roman" w:hAnsi="Times New Roman"/>
-          <w:i/>
-          <w:color w:val="FF0000"/>
-          <w:sz w:val="24"/>
-        </w:rPr>
-        <w:t xml:space="preserve">Кондак </w:t>
+      <w:r>
+        <w:rPr>
+          <w:rFonts w:ascii="Times New Roman" w:hAnsi="Times New Roman"/>
+          <w:i/>
+          <w:color w:val="FF0000"/>
+          <w:sz w:val="24"/>
+        </w:rPr>
+        <w:t>Кондак (г. 2):</w:t>
+      </w:r>
+      <w:r>
+        <w:rPr>
+          <w:rFonts w:ascii="Times New Roman" w:hAnsi="Times New Roman"/>
+          <w:color w:val="FF0000"/>
+          <w:sz w:val="24"/>
+        </w:rPr>
+        <w:t xml:space="preserve"> </w:t>
+      </w:r>
+      <w:r>
+        <w:rPr>
+          <w:rFonts w:ascii="Times New Roman" w:hAnsi="Times New Roman"/>
+          <w:color w:val="000000"/>
+          <w:sz w:val="24"/>
+        </w:rPr>
+        <w:t>Від джерела чудес благодать зцілень прийнявши,</w:t>
+      </w:r>
+      <w:r>
+        <w:rPr>
+          <w:rFonts w:ascii="Times New Roman" w:hAnsi="Times New Roman"/>
+          <w:sz w:val="24"/>
+        </w:rPr>
+        <w:t>*</w:t>
+      </w:r>
+      <w:r>
+        <w:rPr>
+          <w:rFonts w:ascii="Times New Roman" w:hAnsi="Times New Roman"/>
+          <w:color w:val="000000"/>
+          <w:sz w:val="24"/>
+        </w:rPr>
+        <w:t xml:space="preserve"> невідмовно подаєте задарма тим, які до вас прибігають,</w:t>
+      </w:r>
+      <w:r>
+        <w:rPr>
+          <w:rFonts w:ascii="Times New Roman" w:hAnsi="Times New Roman"/>
+          <w:sz w:val="24"/>
+        </w:rPr>
+        <w:t>*</w:t>
+      </w:r>
+      <w:r>
+        <w:rPr>
+          <w:rFonts w:ascii="Times New Roman" w:hAnsi="Times New Roman"/>
+          <w:color w:val="000000"/>
+          <w:sz w:val="24"/>
+        </w:rPr>
+        <w:t xml:space="preserve"> безоплатні лікарі, Космо й Дам’яне.</w:t>
+      </w:r>
+      <w:r>
+        <w:rPr>
+          <w:rFonts w:ascii="Times New Roman" w:hAnsi="Times New Roman"/>
+          <w:sz w:val="24"/>
+        </w:rPr>
+        <w:t>*</w:t>
+      </w:r>
+      <w:r>
+        <w:rPr>
+          <w:rFonts w:ascii="Times New Roman" w:hAnsi="Times New Roman"/>
+          <w:color w:val="000000"/>
+          <w:sz w:val="24"/>
+        </w:rPr>
+        <w:t xml:space="preserve"> І нас у недузі душевній і тілесній навідуйте,</w:t>
+      </w:r>
+      <w:r>
+        <w:rPr>
+          <w:rFonts w:ascii="Times New Roman" w:hAnsi="Times New Roman"/>
+          <w:sz w:val="24"/>
+        </w:rPr>
+        <w:t>*</w:t>
+      </w:r>
+      <w:r>
+        <w:rPr>
+          <w:rFonts w:ascii="Times New Roman" w:hAnsi="Times New Roman"/>
+          <w:color w:val="000000"/>
+          <w:sz w:val="24"/>
+        </w:rPr>
+        <w:t xml:space="preserve"> просячи в Христа Бога великої милості.</w:t>
       </w:r>
     </w:p>
     <w:p>
@@ -10024,23 +10195,127 @@
       </w:r>
     </w:p>
     <w:p>
-      <w:pPr>
-        <w:spacing w:line="240" w:lineRule="auto"/>
-        <w:rPr>
-          <w:rFonts w:ascii="Times New Roman" w:hAnsi="Times New Roman"/>
-          <w:i/>
-          <w:color w:val="FF0000"/>
-          <w:sz w:val="24"/>
-        </w:rPr>
-      </w:pPr>
-      <w:r>
-        <w:rPr>
-          <w:rFonts w:ascii="Times New Roman" w:hAnsi="Times New Roman"/>
-          <w:i/>
-          <w:color w:val="FF0000"/>
-          <w:sz w:val="24"/>
-        </w:rPr>
-        <w:t xml:space="preserve">Тропар </w:t>
+      <w:r>
+        <w:rPr>
+          <w:rFonts w:ascii="Times New Roman" w:hAnsi="Times New Roman"/>
+          <w:i/>
+          <w:color w:val="FF0000"/>
+          <w:sz w:val="24"/>
+        </w:rPr>
+        <w:t>Тропар (г. 4):</w:t>
+      </w:r>
+      <w:r>
+        <w:rPr>
+          <w:rFonts w:ascii="Times New Roman" w:hAnsi="Times New Roman"/>
+          <w:color w:val="FF0000"/>
+          <w:sz w:val="24"/>
+        </w:rPr>
+        <w:t xml:space="preserve"> </w:t>
+      </w:r>
+      <w:r>
+        <w:rPr>
+          <w:rFonts w:ascii="Times New Roman" w:hAnsi="Times New Roman"/>
+          <w:color w:val="000000"/>
+          <w:sz w:val="24"/>
+        </w:rPr>
+        <w:t>Днесь у радості пісню возсилаймо, люди,</w:t>
+      </w:r>
+      <w:r>
+        <w:rPr>
+          <w:rFonts w:ascii="Times New Roman" w:hAnsi="Times New Roman"/>
+          <w:sz w:val="24"/>
+        </w:rPr>
+        <w:t>*</w:t>
+      </w:r>
+      <w:r>
+        <w:rPr>
+          <w:rFonts w:ascii="Times New Roman" w:hAnsi="Times New Roman"/>
+          <w:color w:val="000000"/>
+          <w:sz w:val="24"/>
+        </w:rPr>
+        <w:t xml:space="preserve"> в вишніх сущому Богові,</w:t>
+      </w:r>
+      <w:r>
+        <w:rPr>
+          <w:rFonts w:ascii="Times New Roman" w:hAnsi="Times New Roman"/>
+          <w:sz w:val="24"/>
+        </w:rPr>
+        <w:t>*</w:t>
+      </w:r>
+      <w:r>
+        <w:rPr>
+          <w:rFonts w:ascii="Times New Roman" w:hAnsi="Times New Roman"/>
+          <w:color w:val="000000"/>
+          <w:sz w:val="24"/>
+        </w:rPr>
+        <w:t xml:space="preserve"> який дав нам лікарів, які зціляють без відплати,</w:t>
+      </w:r>
+      <w:r>
+        <w:rPr>
+          <w:rFonts w:ascii="Times New Roman" w:hAnsi="Times New Roman"/>
+          <w:sz w:val="24"/>
+        </w:rPr>
+        <w:t>*</w:t>
+      </w:r>
+      <w:r>
+        <w:rPr>
+          <w:rFonts w:ascii="Times New Roman" w:hAnsi="Times New Roman"/>
+          <w:color w:val="000000"/>
+          <w:sz w:val="24"/>
+        </w:rPr>
+        <w:t xml:space="preserve"> Косму і Дам’яна, до яких зовемо:</w:t>
+      </w:r>
+      <w:r>
+        <w:rPr>
+          <w:rFonts w:ascii="Times New Roman" w:hAnsi="Times New Roman"/>
+          <w:sz w:val="24"/>
+        </w:rPr>
+        <w:t>*</w:t>
+      </w:r>
+      <w:r>
+        <w:rPr>
+          <w:rFonts w:ascii="Times New Roman" w:hAnsi="Times New Roman"/>
+          <w:color w:val="000000"/>
+          <w:sz w:val="24"/>
+        </w:rPr>
+        <w:t xml:space="preserve"> як ті, що задарма прийняли благодать зцілення,</w:t>
+      </w:r>
+      <w:r>
+        <w:rPr>
+          <w:rFonts w:ascii="Times New Roman" w:hAnsi="Times New Roman"/>
+          <w:sz w:val="24"/>
+        </w:rPr>
+        <w:t>*</w:t>
+      </w:r>
+      <w:r>
+        <w:rPr>
+          <w:rFonts w:ascii="Times New Roman" w:hAnsi="Times New Roman"/>
+          <w:color w:val="000000"/>
+          <w:sz w:val="24"/>
+        </w:rPr>
+        <w:t xml:space="preserve"> задарма й подавайте його всім,</w:t>
+      </w:r>
+      <w:r>
+        <w:rPr>
+          <w:rFonts w:ascii="Times New Roman" w:hAnsi="Times New Roman"/>
+          <w:sz w:val="24"/>
+        </w:rPr>
+        <w:t>*</w:t>
+      </w:r>
+      <w:r>
+        <w:rPr>
+          <w:rFonts w:ascii="Times New Roman" w:hAnsi="Times New Roman"/>
+          <w:color w:val="000000"/>
+          <w:sz w:val="24"/>
+        </w:rPr>
+        <w:t xml:space="preserve"> хто пам’ять вашу почитає.</w:t>
+      </w:r>
+      <w:r>
+        <w:rPr>
+          <w:rFonts w:ascii="Times New Roman" w:hAnsi="Times New Roman"/>
+          <w:sz w:val="24"/>
+        </w:rPr>
+        <w:t xml:space="preserve"> </w:t>
       </w:r>
     </w:p>
     <w:p>
@@ -10497,23 +10772,90 @@
       </w:r>
     </w:p>
     <w:p>
-      <w:pPr>
-        <w:spacing w:line="240" w:lineRule="auto"/>
-        <w:rPr>
-          <w:rFonts w:ascii="Times New Roman" w:hAnsi="Times New Roman"/>
-          <w:i/>
-          <w:color w:val="FF0000"/>
-          <w:sz w:val="24"/>
-        </w:rPr>
-      </w:pPr>
-      <w:r>
-        <w:rPr>
-          <w:rFonts w:ascii="Times New Roman" w:hAnsi="Times New Roman"/>
-          <w:i/>
-          <w:color w:val="FF0000"/>
-          <w:sz w:val="24"/>
-        </w:rPr>
-        <w:t xml:space="preserve">Кондак </w:t>
+      <w:r>
+        <w:rPr>
+          <w:rFonts w:ascii="Times New Roman" w:hAnsi="Times New Roman"/>
+          <w:i/>
+          <w:color w:val="FF0000"/>
+          <w:sz w:val="24"/>
+        </w:rPr>
+        <w:t>Кондак (г. 2):</w:t>
+      </w:r>
+      <w:r>
+        <w:rPr>
+          <w:rFonts w:ascii="Times New Roman" w:hAnsi="Times New Roman"/>
+          <w:color w:val="FF0000"/>
+          <w:sz w:val="24"/>
+        </w:rPr>
+        <w:t xml:space="preserve"> </w:t>
+      </w:r>
+      <w:r>
+        <w:rPr>
+          <w:rFonts w:ascii="Times New Roman" w:hAnsi="Times New Roman"/>
+          <w:color w:val="000000"/>
+          <w:sz w:val="24"/>
+        </w:rPr>
+        <w:t>Від джерела чудес благодать зцілень прийнявши,</w:t>
+      </w:r>
+      <w:r>
+        <w:rPr>
+          <w:rFonts w:ascii="Times New Roman" w:hAnsi="Times New Roman"/>
+          <w:sz w:val="24"/>
+        </w:rPr>
+        <w:t>*</w:t>
+      </w:r>
+      <w:r>
+        <w:rPr>
+          <w:rFonts w:ascii="Times New Roman" w:hAnsi="Times New Roman"/>
+          <w:color w:val="000000"/>
+          <w:sz w:val="24"/>
+        </w:rPr>
+        <w:t xml:space="preserve"> невідмовно подаєте задарма тим, які до вас прибігають,</w:t>
+      </w:r>
+      <w:r>
+        <w:rPr>
+          <w:rFonts w:ascii="Times New Roman" w:hAnsi="Times New Roman"/>
+          <w:sz w:val="24"/>
+        </w:rPr>
+        <w:t>*</w:t>
+      </w:r>
+      <w:r>
+        <w:rPr>
+          <w:rFonts w:ascii="Times New Roman" w:hAnsi="Times New Roman"/>
+          <w:color w:val="000000"/>
+          <w:sz w:val="24"/>
+        </w:rPr>
+        <w:t xml:space="preserve"> безоплатні лікарі, Космо й Дам’яне.</w:t>
+      </w:r>
+      <w:r>
+        <w:rPr>
+          <w:rFonts w:ascii="Times New Roman" w:hAnsi="Times New Roman"/>
+          <w:sz w:val="24"/>
+        </w:rPr>
+        <w:t>*</w:t>
+      </w:r>
+      <w:r>
+        <w:rPr>
+          <w:rFonts w:ascii="Times New Roman" w:hAnsi="Times New Roman"/>
+          <w:color w:val="000000"/>
+          <w:sz w:val="24"/>
+        </w:rPr>
+        <w:t xml:space="preserve"> І нас у недузі душевній і тілесній навідуйте,</w:t>
+      </w:r>
+      <w:r>
+        <w:rPr>
+          <w:rFonts w:ascii="Times New Roman" w:hAnsi="Times New Roman"/>
+          <w:sz w:val="24"/>
+        </w:rPr>
+        <w:t>*</w:t>
+      </w:r>
+      <w:r>
+        <w:rPr>
+          <w:rFonts w:ascii="Times New Roman" w:hAnsi="Times New Roman"/>
+          <w:color w:val="000000"/>
+          <w:sz w:val="24"/>
+        </w:rPr>
+        <w:t xml:space="preserve"> просячи в Христа Бога великої милості.</w:t>
       </w:r>
     </w:p>
     <w:p>
